--- a/docs/软著/过程材料/03-产品设计-PRD.docx
+++ b/docs/软著/过程材料/03-产品设计-PRD.docx
@@ -474,7 +474,23 @@
           <w:b w:val="0"/>
           <w:sz w:val="21"/>
         </w:rPr>
-        <w:t>顶部导航四个入口：**解题 / 动画 / 设置 / 导出（菜单）**。</w:t>
+        <w:t>顶部导航四个入口：</w:t>
+      </w:r>
+      <w:r>
+        <w:rPr>
+          <w:rFonts w:ascii="Times New Roman" w:hAnsi="Times New Roman" w:eastAsia="宋体"/>
+          <w:b/>
+          <w:sz w:val="21"/>
+        </w:rPr>
+        <w:t>解题 / 动画 / 设置 / 导出（菜单）</w:t>
+      </w:r>
+      <w:r>
+        <w:rPr>
+          <w:rFonts w:ascii="Times New Roman" w:hAnsi="Times New Roman" w:eastAsia="宋体"/>
+          <w:b w:val="0"/>
+          <w:sz w:val="21"/>
+        </w:rPr>
+        <w:t>。</w:t>
       </w:r>
     </w:p>
     <w:p>
